--- a/README.docx
+++ b/README.docx
@@ -96,7 +96,19 @@
           <w:rFonts w:ascii="Segoe UI" w:hAnsi="Segoe UI"/>
           <w:sz w:val="21"/>
         </w:rPr>
-        <w:t>An enterprise-grade, production-ready Agentic AI Customer Service and Governance Platform built for **NexBank** (Mumbai, 2.7M active customers, 18,000 daily interactions). Built following Clean Architecture, SOLID principles, 3-tier hierarchical NLU, hybrid dense+sparse RAG, real-time safety guardrails, a 15-trigger escalation matrix, and continuous learning feedback loops.</w:t>
+        <w:t xml:space="preserve">**Author / Conversational AI Architect**: SATHVIKA BOINA  </w:t>
+      </w:r>
+    </w:p>
+    <w:p>
+      <w:pPr>
+        <w:spacing w:after="80" w:line="276" w:lineRule="auto"/>
+      </w:pPr>
+      <w:r>
+        <w:rPr>
+          <w:rFonts w:ascii="Segoe UI" w:hAnsi="Segoe UI"/>
+          <w:sz w:val="21"/>
+        </w:rPr>
+        <w:t xml:space="preserve">**Organization**: NexBank Digital Banking Platform  </w:t>
       </w:r>
     </w:p>
     <w:p>

--- a/README.docx
+++ b/README.docx
@@ -109,6 +109,18 @@
           <w:sz w:val="21"/>
         </w:rPr>
         <w:t xml:space="preserve">**Organization**: NexBank Digital Banking Platform  </w:t>
+      </w:r>
+    </w:p>
+    <w:p>
+      <w:pPr>
+        <w:spacing w:after="80" w:line="276" w:lineRule="auto"/>
+      </w:pPr>
+      <w:r>
+        <w:rPr>
+          <w:rFonts w:ascii="Segoe UI" w:hAnsi="Segoe UI"/>
+          <w:sz w:val="21"/>
+        </w:rPr>
+        <w:t xml:space="preserve">**Live Production URL**: [customer-feedback-agent-orcin.vercel.app](https://customer-feedback-agent-orcin.vercel.app/)  </w:t>
       </w:r>
     </w:p>
     <w:p>
